--- a/CI_Identification_Process.docx
+++ b/CI_Identification_Process.docx
@@ -198,7 +198,7 @@
           <w:sz w:val="22"/>
           <w:szCs w:val="22"/>
         </w:rPr>
-        <w:t xml:space="preserve">This process covers the full configuration identification function: candidate CI identification, application of CI selection criteria, establishment of the CI structure and hierarchy, Acquirer review and concurrence, assignment of identifiers, determination of configuration documentation, establishment of configuration baselines, interface identification, and ongoing maintenance of the configuration identification.</w:t>
+        <w:t xml:space="preserve">This process covers the full configuration identification function: candidate CI identification, application of CI selection criteria, establishment of the CI structure and hierarchy, interface identification, Acquirer review and concurrence, assignment of identifiers, determination of configuration documentation, establishment of configuration baselines, and ongoing maintenance of the configuration identification.</w:t>
       </w:r>
     </w:p>
     <w:p>
@@ -952,6 +952,60 @@
                 <w:sz w:val="20"/>
                 <w:szCs w:val="20"/>
               </w:rPr>
+              <w:t xml:space="preserve">DI-SESS-81248</w:t>
+            </w:r>
+          </w:p>
+        </w:tc>
+        <w:tc>
+          <w:tcPr>
+            <w:tcW w:type="dxa" w:w="7160"/>
+            <w:tcMar>
+              <w:top w:type="dxa" w:w="60"/>
+              <w:left w:type="dxa" w:w="100"/>
+              <w:bottom w:type="dxa" w:w="60"/>
+              <w:right w:type="dxa" w:w="100"/>
+            </w:tcMar>
+          </w:tcPr>
+          <w:p>
+            <w:pPr>
+              <w:spacing w:after="0" w:line="252"/>
+            </w:pPr>
+            <w:r>
+              <w:rPr>
+                <w:rFonts w:ascii="Calibri" w:cs="Calibri" w:eastAsia="Calibri" w:hAnsi="Calibri"/>
+                <w:b w:val="false"/>
+                <w:bCs w:val="false"/>
+                <w:sz w:val="20"/>
+                <w:szCs w:val="20"/>
+              </w:rPr>
+              <w:t xml:space="preserve">Interface Control Document (ICD)</w:t>
+            </w:r>
+          </w:p>
+        </w:tc>
+      </w:tr>
+      <w:tr>
+        <w:tc>
+          <w:tcPr>
+            <w:tcW w:type="dxa" w:w="2200"/>
+            <w:tcMar>
+              <w:top w:type="dxa" w:w="60"/>
+              <w:left w:type="dxa" w:w="100"/>
+              <w:bottom w:type="dxa" w:w="60"/>
+              <w:right w:type="dxa" w:w="100"/>
+            </w:tcMar>
+          </w:tcPr>
+          <w:p>
+            <w:pPr>
+              <w:spacing w:after="0" w:line="252"/>
+            </w:pPr>
+            <w:r>
+              <w:rPr>
+                <w:rFonts w:ascii="Calibri" w:cs="Calibri" w:eastAsia="Calibri" w:hAnsi="Calibri"/>
+                <w:b w:val="false"/>
+                <w:bCs w:val="false"/>
+                <w:sz w:val="20"/>
+                <w:szCs w:val="20"/>
+              </w:rPr>
               <w:t xml:space="preserve">DI-SESS-82007</w:t>
             </w:r>
           </w:p>
@@ -3972,7 +4026,7 @@
         <w:rPr>
           <w:rFonts w:ascii="Calibri" w:cs="Calibri" w:eastAsia="Calibri" w:hAnsi="Calibri"/>
         </w:rPr>
-        <w:t xml:space="preserve">5.5 Acquirer Review and Concurrence</w:t>
+        <w:t xml:space="preserve">5.5 Interface Identification</w:t>
       </w:r>
     </w:p>
     <w:p>
@@ -3985,7 +4039,7 @@
           <w:sz w:val="22"/>
           <w:szCs w:val="22"/>
         </w:rPr>
-        <w:t xml:space="preserve">Submit the proposed CI list (candidates, selection results, and rationale) to the Acquirer for review and selection concurrence per EIA-649-1A §3.2.1(1). Where contracted, deliver via the applicable CDRLs (e.g., DI-SESS-82007 Configuration Item Documentation Recommendation; DI-SESS-81254 Request for Nomenclature).</w:t>
+        <w:t xml:space="preserve">Interfaces materialize at CI boundaries; identify them as soon as the CI structure (5.4) exists. For each CI, identify internal interface requirements (between CIs within the system) and external interface requirements (with other systems, facilities, and support equipment) per EIA-649-1A §3.2.5 (Floor ID F35). Every boundary between sibling CIs, between the system and external systems, and between Acquirer-controlled and Supplier-controlled levels is examined as a candidate interface.</w:t>
       </w:r>
     </w:p>
     <w:p>
@@ -3998,7 +4052,33 @@
           <w:sz w:val="22"/>
           <w:szCs w:val="22"/>
         </w:rPr>
-        <w:t xml:space="preserve">CI selection is iterative. Resubmit for concurrence when the design evolves, when new candidates emerge, or when previously designated CIs are proposed for de-designation. Final designation authority for Acquirer-controlled CIs rests with the Acquirer.</w:t>
+        <w:t xml:space="preserve">Where MBSE is used, the model’s interface definitions (e.g., SysML ports, connectors, and interface blocks; UAF resource connectivity) are the primary input to interface identification; interfaces identified here and the model shall not diverge (see 5.2.1 and Appendix B).</w:t>
+      </w:r>
+    </w:p>
+    <w:p>
+      <w:pPr>
+        <w:spacing w:after="120" w:line="276"/>
+      </w:pPr>
+      <w:r>
+        <w:rPr>
+          <w:rFonts w:ascii="Calibri" w:cs="Calibri" w:eastAsia="Calibri" w:hAnsi="Calibri"/>
+          <w:sz w:val="22"/>
+          <w:szCs w:val="22"/>
+        </w:rPr>
+        <w:t xml:space="preserve">Where the Acquirer operates an Interface Control Working Group (ICWG), provide a representative (Floor ID F38, conditional on an ICWG existing). Document interface requirements in interface specifications or Interface Control Documents (DI-SESS-81248 where contracted) as determined in 5.8.</w:t>
+      </w:r>
+    </w:p>
+    <w:p>
+      <w:pPr>
+        <w:spacing w:after="120" w:line="276"/>
+      </w:pPr>
+      <w:r>
+        <w:rPr>
+          <w:rFonts w:ascii="Calibri" w:cs="Calibri" w:eastAsia="Calibri" w:hAnsi="Calibri"/>
+          <w:sz w:val="22"/>
+          <w:szCs w:val="22"/>
+        </w:rPr>
+        <w:t xml:space="preserve">F35 is a CM floor requirement: on safety-significant product lines it is performed regardless of contract flow-down or dispositioned through the CM floor gate ([XXX-CM-PROC-003] §5.1.1). Interface requirements identified here flow into configuration documentation (5.8, F36) and are controlled once baselined (5.9, F37).</w:t>
       </w:r>
     </w:p>
     <w:p>
@@ -4010,7 +4090,45 @@
         <w:rPr>
           <w:rFonts w:ascii="Calibri" w:cs="Calibri" w:eastAsia="Calibri" w:hAnsi="Calibri"/>
         </w:rPr>
-        <w:t xml:space="preserve">5.6 Identifier Assignment</w:t>
+        <w:t xml:space="preserve">5.6 Acquirer Review and Concurrence</w:t>
+      </w:r>
+    </w:p>
+    <w:p>
+      <w:pPr>
+        <w:spacing w:after="120" w:line="276"/>
+      </w:pPr>
+      <w:r>
+        <w:rPr>
+          <w:rFonts w:ascii="Calibri" w:cs="Calibri" w:eastAsia="Calibri" w:hAnsi="Calibri"/>
+          <w:sz w:val="22"/>
+          <w:szCs w:val="22"/>
+        </w:rPr>
+        <w:t xml:space="preserve">Submit the proposed CI list (candidates, selection results, and rationale) to the Acquirer for review and selection concurrence per EIA-649-1A §3.2.1(1). Where contracted, deliver via the applicable CDRLs (e.g., DI-SESS-82007 Configuration Item Documentation Recommendation; DI-SESS-81254 Request for Nomenclature).</w:t>
+      </w:r>
+    </w:p>
+    <w:p>
+      <w:pPr>
+        <w:spacing w:after="120" w:line="276"/>
+      </w:pPr>
+      <w:r>
+        <w:rPr>
+          <w:rFonts w:ascii="Calibri" w:cs="Calibri" w:eastAsia="Calibri" w:hAnsi="Calibri"/>
+          <w:sz w:val="22"/>
+          <w:szCs w:val="22"/>
+        </w:rPr>
+        <w:t xml:space="preserve">CI selection is iterative. Resubmit for concurrence when the design evolves, when new candidates emerge, or when previously designated CIs are proposed for de-designation. Final designation authority for Acquirer-controlled CIs rests with the Acquirer.</w:t>
+      </w:r>
+    </w:p>
+    <w:p>
+      <w:pPr>
+        <w:pStyle w:val="Heading2"/>
+        <w:spacing w:after="120" w:before="260"/>
+      </w:pPr>
+      <w:r>
+        <w:rPr>
+          <w:rFonts w:ascii="Calibri" w:cs="Calibri" w:eastAsia="Calibri" w:hAnsi="Calibri"/>
+        </w:rPr>
+        <w:t xml:space="preserve">5.7 Identifier Assignment</w:t>
       </w:r>
     </w:p>
     <w:p>
@@ -4161,7 +4279,7 @@
         <w:rPr>
           <w:rFonts w:ascii="Calibri" w:cs="Calibri" w:eastAsia="Calibri" w:hAnsi="Calibri"/>
         </w:rPr>
-        <w:t xml:space="preserve">5.7 Configuration Documentation Determination</w:t>
+        <w:t xml:space="preserve">5.8 Configuration Documentation Determination</w:t>
       </w:r>
     </w:p>
     <w:p>
@@ -4175,6 +4293,19 @@
           <w:szCs w:val="22"/>
         </w:rPr>
         <w:t xml:space="preserve">For each CI, determine the configuration documentation that defines its performance, functional, and physical attributes, including internal and external interfaces. Documentation type depends on item maturity, ownership, and the control level: performance specifications at Acquirer-controlled levels on performance-based contracts; detail specifications, drawings, and models where design disclosure is required; commercial item descriptions or form-fit-function data for privately developed items.</w:t>
+      </w:r>
+    </w:p>
+    <w:p>
+      <w:pPr>
+        <w:spacing w:after="120" w:line="276"/>
+      </w:pPr>
+      <w:r>
+        <w:rPr>
+          <w:rFonts w:ascii="Calibri" w:cs="Calibri" w:eastAsia="Calibri" w:hAnsi="Calibri"/>
+          <w:sz w:val="22"/>
+          <w:szCs w:val="22"/>
+        </w:rPr>
+        <w:t xml:space="preserve">Incorporate the interface information identified in 5.5 into the functional, allocated, and product configuration documentation (FCD/ACD/PCD) as each is developed (Floor ID F36) — in the applicable specifications directly or via referenced interface specifications/ICDs. F36 is a CM floor requirement, dispositioned per [XXX-CM-PROC-003] §5.1.1 where not performed.</w:t>
       </w:r>
     </w:p>
     <w:p>
@@ -4199,7 +4330,7 @@
         <w:rPr>
           <w:rFonts w:ascii="Calibri" w:cs="Calibri" w:eastAsia="Calibri" w:hAnsi="Calibri"/>
         </w:rPr>
-        <w:t xml:space="preserve">5.8 Baseline Establishment and Interface Identification</w:t>
+        <w:t xml:space="preserve">5.9 Baseline Establishment</w:t>
       </w:r>
     </w:p>
     <w:p>
@@ -4279,117 +4410,7 @@
           <w:sz w:val="22"/>
           <w:szCs w:val="22"/>
         </w:rPr>
-        <w:t xml:space="preserve">A baseline plus its approved changes is the current approved configuration.</w:t>
-      </w:r>
-    </w:p>
-    <w:p>
-      <w:pPr>
-        <w:pStyle w:val="Heading3"/>
-        <w:spacing w:after="100" w:before="200"/>
-      </w:pPr>
-      <w:r>
-        <w:rPr>
-          <w:rFonts w:ascii="Calibri" w:cs="Calibri" w:eastAsia="Calibri" w:hAnsi="Calibri"/>
-        </w:rPr>
-        <w:t xml:space="preserve">5.8.1 Interface Identification and Control</w:t>
-      </w:r>
-    </w:p>
-    <w:p>
-      <w:pPr>
-        <w:spacing w:after="120" w:line="276"/>
-      </w:pPr>
-      <w:r>
-        <w:rPr>
-          <w:rFonts w:ascii="Calibri" w:cs="Calibri" w:eastAsia="Calibri" w:hAnsi="Calibri"/>
-          <w:sz w:val="22"/>
-          <w:szCs w:val="22"/>
-        </w:rPr>
-        <w:t xml:space="preserve">For each CI (EIA-649-1A §3.2.5):</w:t>
-      </w:r>
-    </w:p>
-    <w:p>
-      <w:pPr>
-        <w:pStyle w:val="ListParagraph"/>
-        <w:numPr>
-          <w:ilvl w:val="0"/>
-          <w:numId w:val="2"/>
-        </w:numPr>
-        <w:spacing w:after="80" w:line="276"/>
-      </w:pPr>
-      <w:r>
-        <w:rPr>
-          <w:rFonts w:ascii="Calibri" w:cs="Calibri" w:eastAsia="Calibri" w:hAnsi="Calibri"/>
-          <w:sz w:val="22"/>
-          <w:szCs w:val="22"/>
-        </w:rPr>
-        <w:t xml:space="preserve">Identify internal and external interface requirements (Floor ID F35).</w:t>
-      </w:r>
-    </w:p>
-    <w:p>
-      <w:pPr>
-        <w:pStyle w:val="ListParagraph"/>
-        <w:numPr>
-          <w:ilvl w:val="0"/>
-          <w:numId w:val="2"/>
-        </w:numPr>
-        <w:spacing w:after="80" w:line="276"/>
-      </w:pPr>
-      <w:r>
-        <w:rPr>
-          <w:rFonts w:ascii="Calibri" w:cs="Calibri" w:eastAsia="Calibri" w:hAnsi="Calibri"/>
-          <w:sz w:val="22"/>
-          <w:szCs w:val="22"/>
-        </w:rPr>
-        <w:t xml:space="preserve">Incorporate interface information into the functional, allocated, and product configuration documentation (FCD/ACD/PCD) as it is developed (Floor ID F36). Interface control documentation is part of the functional and/or allocated baselines to the extent referenced in the applicable specifications.</w:t>
-      </w:r>
-    </w:p>
-    <w:p>
-      <w:pPr>
-        <w:pStyle w:val="ListParagraph"/>
-        <w:numPr>
-          <w:ilvl w:val="0"/>
-          <w:numId w:val="2"/>
-        </w:numPr>
-        <w:spacing w:after="80" w:line="276"/>
-      </w:pPr>
-      <w:r>
-        <w:rPr>
-          <w:rFonts w:ascii="Calibri" w:cs="Calibri" w:eastAsia="Calibri" w:hAnsi="Calibri"/>
-          <w:sz w:val="22"/>
-          <w:szCs w:val="22"/>
-        </w:rPr>
-        <w:t xml:space="preserve">Maintain configuration control of baselined interface requirements (Floor ID F37); changes to baselined interfaces are processed through formal change action.</w:t>
-      </w:r>
-    </w:p>
-    <w:p>
-      <w:pPr>
-        <w:pStyle w:val="ListParagraph"/>
-        <w:numPr>
-          <w:ilvl w:val="0"/>
-          <w:numId w:val="2"/>
-        </w:numPr>
-        <w:spacing w:after="80" w:line="276"/>
-      </w:pPr>
-      <w:r>
-        <w:rPr>
-          <w:rFonts w:ascii="Calibri" w:cs="Calibri" w:eastAsia="Calibri" w:hAnsi="Calibri"/>
-          <w:sz w:val="22"/>
-          <w:szCs w:val="22"/>
-        </w:rPr>
-        <w:t xml:space="preserve">Where the Acquirer operates an Interface Control Working Group (ICWG), provide a representative (Floor ID F38, conditional on an ICWG existing).</w:t>
-      </w:r>
-    </w:p>
-    <w:p>
-      <w:pPr>
-        <w:spacing w:after="120" w:line="276"/>
-      </w:pPr>
-      <w:r>
-        <w:rPr>
-          <w:rFonts w:ascii="Calibri" w:cs="Calibri" w:eastAsia="Calibri" w:hAnsi="Calibri"/>
-          <w:sz w:val="22"/>
-          <w:szCs w:val="22"/>
-        </w:rPr>
-        <w:t xml:space="preserve">F35–F37 are CM floor requirements: on safety-significant product lines they are performed regardless of contract flow-down or dispositioned through the CM floor gate ([XXX-CM-PROC-003] §5.1.1).</w:t>
+        <w:t xml:space="preserve">A baseline plus its approved changes is the current approved configuration. Interface control documentation is part of the functional and/or allocated baselines to the extent referenced in the applicable specifications. Maintain configuration control of baselined interface requirements (Floor ID F37, a CM floor requirement); changes to baselined interfaces are processed through formal change action.</w:t>
       </w:r>
     </w:p>
     <w:p>
@@ -4401,7 +4422,7 @@
         <w:rPr>
           <w:rFonts w:ascii="Calibri" w:cs="Calibri" w:eastAsia="Calibri" w:hAnsi="Calibri"/>
         </w:rPr>
-        <w:t xml:space="preserve">5.9 Maintenance and Iteration</w:t>
+        <w:t xml:space="preserve">5.10 Maintenance and Iteration</w:t>
       </w:r>
     </w:p>
     <w:p>
@@ -6451,7 +6472,7 @@
           <w:sz w:val="22"/>
           <w:szCs w:val="22"/>
         </w:rPr>
-        <w:t xml:space="preserve">Treat changes to the model decomposition as triggers for CI structure re-evaluation (5.9); process structural changes through configuration control once baselined.</w:t>
+        <w:t xml:space="preserve">Treat changes to the model decomposition as triggers for CI structure re-evaluation (5.10); process structural changes through configuration control once baselined.</w:t>
       </w:r>
     </w:p>
     <w:p>

--- a/CI_Identification_Process.docx
+++ b/CI_Identification_Process.docx
@@ -2739,7 +2739,7 @@
                 <w:sz w:val="20"/>
                 <w:szCs w:val="20"/>
               </w:rPr>
-              <w:t xml:space="preserve">Owns this process. Facilitates candidate identification, administers the selection criteria assessment, maintains the CI index and selection rationale records, assigns/controls identifiers per program conventions, releases configuration documentation, and coordinates Acquirer concurrence submittals.</w:t>
+              <w:t xml:space="preserve">Owns this process. Facilitates candidate identification, administers the selection criteria assessment, maintains the CI index and selection rationale records, assigns/controls identifiers per program conventions, releases configuration documentation, and coordinates Acquirer concurrence submittals. Maintains the interface register and performs interface coverage verification (5.5).</w:t>
             </w:r>
           </w:p>
         </w:tc>
@@ -2793,7 +2793,7 @@
                 <w:sz w:val="20"/>
                 <w:szCs w:val="20"/>
               </w:rPr>
-              <w:t xml:space="preserve">Provides the system architecture, product structure, and MBSE decomposition. Nominates candidate CIs from system analyses. Defines interfaces and allocates requirements to CIs.</w:t>
+              <w:t xml:space="preserve">Provides the system architecture, product structure, and MBSE decomposition. Nominates candidate CIs from system analyses. Performs interface requirement identification (F35) and signs no-interface determinations. Allocates requirements to CIs.</w:t>
             </w:r>
           </w:p>
         </w:tc>
@@ -4026,7 +4026,7 @@
         <w:rPr>
           <w:rFonts w:ascii="Calibri" w:cs="Calibri" w:eastAsia="Calibri" w:hAnsi="Calibri"/>
         </w:rPr>
-        <w:t xml:space="preserve">5.5 Interface Identification</w:t>
+        <w:t xml:space="preserve">5.5 Interface Identification Verification and Recording</w:t>
       </w:r>
     </w:p>
     <w:p>
@@ -4039,7 +4039,19 @@
           <w:sz w:val="22"/>
           <w:szCs w:val="22"/>
         </w:rPr>
-        <w:t xml:space="preserve">Interfaces materialize at CI boundaries; identify them as soon as the CI structure (5.4) exists. For each CI, identify internal interface requirements (between CIs within the system) and external interface requirements (with other systems, facilities, and support equipment) per EIA-649-1A §3.2.5 (Floor ID F35). Every boundary between sibling CIs, between the system and external systems, and between Acquirer-controlled and Supplier-controlled levels is examined as a candidate interface.</w:t>
+        <w:t xml:space="preserve">Interface requirement identification is a Systems Engineering responsibility: SE identifies internal interface requirements (between CIs within the system) and external interface requirements (with other systems, facilities, and support equipment) per EIA-649-1A §3.2.5 (Floor ID F35), using the architecture and, where MBSE is used, the model’s interface definitions (e.g., SysML ports, connectors, and interface blocks; UAF resource connectivity). CM does not derive interface requirements. CM’s responsibilities under this section are to record interface identification, verify its coverage, and control its products.</w:t>
+      </w:r>
+    </w:p>
+    <w:p>
+      <w:pPr>
+        <w:pStyle w:val="Heading3"/>
+        <w:spacing w:after="100" w:before="200"/>
+      </w:pPr>
+      <w:r>
+        <w:rPr>
+          <w:rFonts w:ascii="Calibri" w:cs="Calibri" w:eastAsia="Calibri" w:hAnsi="Calibri"/>
+        </w:rPr>
+        <w:t xml:space="preserve">5.5.1 Interface Register</w:t>
       </w:r>
     </w:p>
     <w:p>
@@ -4052,7 +4064,19 @@
           <w:sz w:val="22"/>
           <w:szCs w:val="22"/>
         </w:rPr>
-        <w:t xml:space="preserve">Where MBSE is used, the model’s interface definitions (e.g., SysML ports, connectors, and interface blocks; UAF resource connectivity) are the primary input to interface identification; interfaces identified here and the model shall not diverge (see 5.2.1 and Appendix B).</w:t>
+        <w:t xml:space="preserve">Maintain an interface register keyed to the CI structure (5.4). The CI hierarchy defines a finite set of boundaries: every pair of interfacing sibling CIs, every boundary between the system and external systems, and every boundary between Acquirer-controlled and Supplier-controlled levels. For each boundary, the register records: interface identifier; the interfacing CIs (or CI and external system); the defining documentation and revision (specification section, interface specification, or ICD number); the controlling baseline; and the control authority (CCB and/or ICWG). Where a boundary has no interface, the register records an explicit “no interface” determination signed by Systems Engineering — no boundary is left blank.</w:t>
+      </w:r>
+    </w:p>
+    <w:p>
+      <w:pPr>
+        <w:pStyle w:val="Heading3"/>
+        <w:spacing w:after="100" w:before="200"/>
+      </w:pPr>
+      <w:r>
+        <w:rPr>
+          <w:rFonts w:ascii="Calibri" w:cs="Calibri" w:eastAsia="Calibri" w:hAnsi="Calibri"/>
+        </w:rPr>
+        <w:t xml:space="preserve">5.5.2 Coverage Verification</w:t>
       </w:r>
     </w:p>
     <w:p>
@@ -4065,7 +4089,19 @@
           <w:sz w:val="22"/>
           <w:szCs w:val="22"/>
         </w:rPr>
-        <w:t xml:space="preserve">Where the Acquirer operates an Interface Control Working Group (ICWG), provide a representative (Floor ID F38, conditional on an ICWG existing). Document interface requirements in interface specifications or Interface Control Documents (DI-SESS-81248 where contracted) as determined in 5.8.</w:t>
+        <w:t xml:space="preserve">Verify coverage, not technical content: confirm that every boundary derived from the CI structure appears in the register with either identified interface documentation or a signed no-interface determination. Technical adequacy of interface requirements is verified by Systems Engineering and the technical review process, not by CM. Perform the coverage check at CI-list submittal for Acquirer concurrence (5.6), at each technical review, and prior to each baseline establishment (5.9). Where MBSE is used, additionally confirm that every interface element in the model resolves to a register row and vice versa (see Appendix B).</w:t>
+      </w:r>
+    </w:p>
+    <w:p>
+      <w:pPr>
+        <w:pStyle w:val="Heading3"/>
+        <w:spacing w:after="100" w:before="200"/>
+      </w:pPr>
+      <w:r>
+        <w:rPr>
+          <w:rFonts w:ascii="Calibri" w:cs="Calibri" w:eastAsia="Calibri" w:hAnsi="Calibri"/>
+        </w:rPr>
+        <w:t xml:space="preserve">5.5.3 Control of Interface Documentation Products</w:t>
       </w:r>
     </w:p>
     <w:p>
@@ -4078,7 +4114,20 @@
           <w:sz w:val="22"/>
           <w:szCs w:val="22"/>
         </w:rPr>
-        <w:t xml:space="preserve">F35 is a CM floor requirement: on safety-significant product lines it is performed regardless of contract flow-down or dispositioned through the CM floor gate ([XXX-CM-PROC-003] §5.1.1). Interface requirements identified here flow into configuration documentation (5.8, F36) and are controlled once baselined (5.9, F37).</w:t>
+        <w:t xml:space="preserve">Confirm that interface specifications and ICDs (DI-SESS-81248 where contracted) are assigned document identifiers (5.7), released through the engineering release system, and included in the configuration documentation determination (5.8, Floor ID F36). Where the Acquirer operates an Interface Control Working Group, confirm a Supplier representative is designated (Floor ID F38, conditional on an ICWG existing) and record ICWG-controlled interfaces as such in the register.</w:t>
+      </w:r>
+    </w:p>
+    <w:p>
+      <w:pPr>
+        <w:spacing w:after="120" w:line="276"/>
+      </w:pPr>
+      <w:r>
+        <w:rPr>
+          <w:rFonts w:ascii="Calibri" w:cs="Calibri" w:eastAsia="Calibri" w:hAnsi="Calibri"/>
+          <w:sz w:val="22"/>
+          <w:szCs w:val="22"/>
+        </w:rPr>
+        <w:t xml:space="preserve">F35 is a CM floor requirement on the company: on safety-significant product lines it is performed regardless of contract flow-down or dispositioned through the CM floor gate ([XXX-CM-PROC-003] §5.1.1). The interface register and coverage verification records constitute CM’s evidence that F35 was performed, and are the artifacts the CM Floor Compliance Matrix references. Interface requirements flow into configuration documentation (5.8, F36) and are controlled once baselined (5.9, F37).</w:t>
       </w:r>
     </w:p>
     <w:p>
@@ -4806,6 +4855,60 @@
                 <w:szCs w:val="20"/>
               </w:rPr>
               <w:t xml:space="preserve">Submittals and Acquirer concurrence/direction on CI selection, including CDRL deliveries.</w:t>
+            </w:r>
+          </w:p>
+        </w:tc>
+      </w:tr>
+      <w:tr>
+        <w:tc>
+          <w:tcPr>
+            <w:tcW w:type="dxa" w:w="3200"/>
+            <w:tcMar>
+              <w:top w:type="dxa" w:w="60"/>
+              <w:left w:type="dxa" w:w="100"/>
+              <w:bottom w:type="dxa" w:w="60"/>
+              <w:right w:type="dxa" w:w="100"/>
+            </w:tcMar>
+          </w:tcPr>
+          <w:p>
+            <w:pPr>
+              <w:spacing w:after="0" w:line="252"/>
+            </w:pPr>
+            <w:r>
+              <w:rPr>
+                <w:rFonts w:ascii="Calibri" w:cs="Calibri" w:eastAsia="Calibri" w:hAnsi="Calibri"/>
+                <w:b w:val="false"/>
+                <w:bCs w:val="false"/>
+                <w:sz w:val="20"/>
+                <w:szCs w:val="20"/>
+              </w:rPr>
+              <w:t xml:space="preserve">Interface Register</w:t>
+            </w:r>
+          </w:p>
+        </w:tc>
+        <w:tc>
+          <w:tcPr>
+            <w:tcW w:type="dxa" w:w="6160"/>
+            <w:tcMar>
+              <w:top w:type="dxa" w:w="60"/>
+              <w:left w:type="dxa" w:w="100"/>
+              <w:bottom w:type="dxa" w:w="60"/>
+              <w:right w:type="dxa" w:w="100"/>
+            </w:tcMar>
+          </w:tcPr>
+          <w:p>
+            <w:pPr>
+              <w:spacing w:after="0" w:line="252"/>
+            </w:pPr>
+            <w:r>
+              <w:rPr>
+                <w:rFonts w:ascii="Calibri" w:cs="Calibri" w:eastAsia="Calibri" w:hAnsi="Calibri"/>
+                <w:b w:val="false"/>
+                <w:bCs w:val="false"/>
+                <w:sz w:val="20"/>
+                <w:szCs w:val="20"/>
+              </w:rPr>
+              <w:t xml:space="preserve">One row per CI-structure boundary: interface ID, interfacing CIs, defining documentation and revision, controlling baseline, control authority (CCB/ICWG), or signed no-interface determination. Maintained current in the CSA system; evidence for Floor ID F35.</w:t>
             </w:r>
           </w:p>
         </w:tc>
@@ -6491,6 +6594,24 @@
           <w:szCs w:val="22"/>
         </w:rPr>
         <w:t xml:space="preserve">Verify alignment at each technical review and prior to each baseline establishment: every Acquirer-controlled CI resolves to a model element, and every model element at the CI-designation level has been screened per 5.3.</w:t>
+      </w:r>
+    </w:p>
+    <w:p>
+      <w:pPr>
+        <w:pStyle w:val="ListParagraph"/>
+        <w:numPr>
+          <w:ilvl w:val="0"/>
+          <w:numId w:val="2"/>
+        </w:numPr>
+        <w:spacing w:after="80" w:line="276"/>
+      </w:pPr>
+      <w:r>
+        <w:rPr>
+          <w:rFonts w:ascii="Calibri" w:cs="Calibri" w:eastAsia="Calibri" w:hAnsi="Calibri"/>
+          <w:sz w:val="22"/>
+          <w:szCs w:val="22"/>
+        </w:rPr>
+        <w:t xml:space="preserve">Verify model-interface-to-register alignment as part of the coverage check (5.5.2): every interface element in the model resolves to an interface register row and vice versa.</w:t>
       </w:r>
     </w:p>
     <w:p>

--- a/CI_Identification_Process.docx
+++ b/CI_Identification_Process.docx
@@ -3103,7 +3103,20 @@
         <w:rPr>
           <w:rFonts w:ascii="Calibri" w:cs="Calibri" w:eastAsia="Calibri" w:hAnsi="Calibri"/>
         </w:rPr>
-        <w:t xml:space="preserve">5.1 Inputs</w:t>
+        <w:t xml:space="preserve">5.1 Overall Process Inputs</w:t>
+      </w:r>
+    </w:p>
+    <w:p>
+      <w:pPr>
+        <w:spacing w:after="120" w:line="276"/>
+      </w:pPr>
+      <w:r>
+        <w:rPr>
+          <w:rFonts w:ascii="Calibri" w:cs="Calibri" w:eastAsia="Calibri" w:hAnsi="Calibri"/>
+          <w:sz w:val="22"/>
+          <w:szCs w:val="22"/>
+        </w:rPr>
+        <w:t xml:space="preserve">The following are inputs to the process as a whole. Each subsequent section additionally identifies its specific inputs and outputs; an output of one section is typically an input to the next.</w:t>
       </w:r>
     </w:p>
     <w:p>
@@ -3246,6 +3259,52 @@
     </w:p>
     <w:p>
       <w:pPr>
+        <w:spacing w:after="40" w:line="264"/>
+      </w:pPr>
+      <w:r>
+        <w:rPr>
+          <w:rFonts w:ascii="Calibri" w:cs="Calibri" w:eastAsia="Calibri" w:hAnsi="Calibri"/>
+          <w:b/>
+          <w:bCs/>
+          <w:sz w:val="22"/>
+          <w:szCs w:val="22"/>
+        </w:rPr>
+        <w:t xml:space="preserve">Inputs: </w:t>
+      </w:r>
+      <w:r>
+        <w:rPr>
+          <w:rFonts w:ascii="Calibri" w:cs="Calibri" w:eastAsia="Calibri" w:hAnsi="Calibri"/>
+          <w:sz w:val="22"/>
+          <w:szCs w:val="22"/>
+        </w:rPr>
+        <w:t xml:space="preserve">Product structure/WBS; system architecture and MBSE model; contract, SOW, and CDRLs including Acquirer-directed designations; SMS hazard analyses and safety-critical item lists; supportability planning products.</w:t>
+      </w:r>
+    </w:p>
+    <w:p>
+      <w:pPr>
+        <w:spacing w:after="160" w:line="264"/>
+      </w:pPr>
+      <w:r>
+        <w:rPr>
+          <w:rFonts w:ascii="Calibri" w:cs="Calibri" w:eastAsia="Calibri" w:hAnsi="Calibri"/>
+          <w:b/>
+          <w:bCs/>
+          <w:sz w:val="22"/>
+          <w:szCs w:val="22"/>
+        </w:rPr>
+        <w:t xml:space="preserve">Outputs: </w:t>
+      </w:r>
+      <w:r>
+        <w:rPr>
+          <w:rFonts w:ascii="Calibri" w:cs="Calibri" w:eastAsia="Calibri" w:hAnsi="Calibri"/>
+          <w:sz w:val="22"/>
+          <w:szCs w:val="22"/>
+        </w:rPr>
+        <w:t xml:space="preserve">Candidate CI list; decomposition basis for the CI structure (MBSE scheme per 5.2.1 or engineering product structure).</w:t>
+      </w:r>
+    </w:p>
+    <w:p>
+      <w:pPr>
         <w:spacing w:after="120" w:line="276"/>
       </w:pPr>
       <w:r>
@@ -3331,6 +3390,52 @@
           <w:rFonts w:ascii="Calibri" w:cs="Calibri" w:eastAsia="Calibri" w:hAnsi="Calibri"/>
         </w:rPr>
         <w:t xml:space="preserve">5.3 Application of CI Selection Criteria</w:t>
+      </w:r>
+    </w:p>
+    <w:p>
+      <w:pPr>
+        <w:spacing w:after="40" w:line="264"/>
+      </w:pPr>
+      <w:r>
+        <w:rPr>
+          <w:rFonts w:ascii="Calibri" w:cs="Calibri" w:eastAsia="Calibri" w:hAnsi="Calibri"/>
+          <w:b/>
+          <w:bCs/>
+          <w:sz w:val="22"/>
+          <w:szCs w:val="22"/>
+        </w:rPr>
+        <w:t xml:space="preserve">Inputs: </w:t>
+      </w:r>
+      <w:r>
+        <w:rPr>
+          <w:rFonts w:ascii="Calibri" w:cs="Calibri" w:eastAsia="Calibri" w:hAnsi="Calibri"/>
+          <w:sz w:val="22"/>
+          <w:szCs w:val="22"/>
+        </w:rPr>
+        <w:t xml:space="preserve">Candidate CI list (5.2); specifications; SMS safety-critical item lists; Appendix A checklist; GEIA-HB-649A Appendix D supplemental criteria where applied.</w:t>
+      </w:r>
+    </w:p>
+    <w:p>
+      <w:pPr>
+        <w:spacing w:after="160" w:line="264"/>
+      </w:pPr>
+      <w:r>
+        <w:rPr>
+          <w:rFonts w:ascii="Calibri" w:cs="Calibri" w:eastAsia="Calibri" w:hAnsi="Calibri"/>
+          <w:b/>
+          <w:bCs/>
+          <w:sz w:val="22"/>
+          <w:szCs w:val="22"/>
+        </w:rPr>
+        <w:t xml:space="preserve">Outputs: </w:t>
+      </w:r>
+      <w:r>
+        <w:rPr>
+          <w:rFonts w:ascii="Calibri" w:cs="Calibri" w:eastAsia="Calibri" w:hAnsi="Calibri"/>
+          <w:sz w:val="22"/>
+          <w:szCs w:val="22"/>
+        </w:rPr>
+        <w:t xml:space="preserve">Completed selection criteria assessments (Appendix A) with documented rationale for every candidate; selected-CI determinations; System Safety concurrence records where applicable.</w:t>
       </w:r>
     </w:p>
     <w:p>
@@ -3993,6 +4098,52 @@
     </w:p>
     <w:p>
       <w:pPr>
+        <w:spacing w:after="40" w:line="264"/>
+      </w:pPr>
+      <w:r>
+        <w:rPr>
+          <w:rFonts w:ascii="Calibri" w:cs="Calibri" w:eastAsia="Calibri" w:hAnsi="Calibri"/>
+          <w:b/>
+          <w:bCs/>
+          <w:sz w:val="22"/>
+          <w:szCs w:val="22"/>
+        </w:rPr>
+        <w:t xml:space="preserve">Inputs: </w:t>
+      </w:r>
+      <w:r>
+        <w:rPr>
+          <w:rFonts w:ascii="Calibri" w:cs="Calibri" w:eastAsia="Calibri" w:hAnsi="Calibri"/>
+          <w:sz w:val="22"/>
+          <w:szCs w:val="22"/>
+        </w:rPr>
+        <w:t xml:space="preserve">Selected-CI determinations (5.3); decomposition basis (5.2.1); contract designation of Acquirer-controlled levels.</w:t>
+      </w:r>
+    </w:p>
+    <w:p>
+      <w:pPr>
+        <w:spacing w:after="160" w:line="264"/>
+      </w:pPr>
+      <w:r>
+        <w:rPr>
+          <w:rFonts w:ascii="Calibri" w:cs="Calibri" w:eastAsia="Calibri" w:hAnsi="Calibri"/>
+          <w:b/>
+          <w:bCs/>
+          <w:sz w:val="22"/>
+          <w:szCs w:val="22"/>
+        </w:rPr>
+        <w:t xml:space="preserve">Outputs: </w:t>
+      </w:r>
+      <w:r>
+        <w:rPr>
+          <w:rFonts w:ascii="Calibri" w:cs="Calibri" w:eastAsia="Calibri" w:hAnsi="Calibri"/>
+          <w:sz w:val="22"/>
+          <w:szCs w:val="22"/>
+        </w:rPr>
+        <w:t xml:space="preserve">CI hierarchy with parent/child relationships and owning design activity; Acquirer-controlled vs. Supplier-controlled designation per CI; initial CI index entries.</w:t>
+      </w:r>
+    </w:p>
+    <w:p>
+      <w:pPr>
         <w:spacing w:after="120" w:line="276"/>
       </w:pPr>
       <w:r>
@@ -4031,6 +4182,52 @@
     </w:p>
     <w:p>
       <w:pPr>
+        <w:spacing w:after="40" w:line="264"/>
+      </w:pPr>
+      <w:r>
+        <w:rPr>
+          <w:rFonts w:ascii="Calibri" w:cs="Calibri" w:eastAsia="Calibri" w:hAnsi="Calibri"/>
+          <w:b/>
+          <w:bCs/>
+          <w:sz w:val="22"/>
+          <w:szCs w:val="22"/>
+        </w:rPr>
+        <w:t xml:space="preserve">Inputs: </w:t>
+      </w:r>
+      <w:r>
+        <w:rPr>
+          <w:rFonts w:ascii="Calibri" w:cs="Calibri" w:eastAsia="Calibri" w:hAnsi="Calibri"/>
+          <w:sz w:val="22"/>
+          <w:szCs w:val="22"/>
+        </w:rPr>
+        <w:t xml:space="preserve">CI hierarchy (5.4); SE-identified interface requirements (F35); MBSE interface elements where a model exists; ICWG designation where applicable.</w:t>
+      </w:r>
+    </w:p>
+    <w:p>
+      <w:pPr>
+        <w:spacing w:after="160" w:line="264"/>
+      </w:pPr>
+      <w:r>
+        <w:rPr>
+          <w:rFonts w:ascii="Calibri" w:cs="Calibri" w:eastAsia="Calibri" w:hAnsi="Calibri"/>
+          <w:b/>
+          <w:bCs/>
+          <w:sz w:val="22"/>
+          <w:szCs w:val="22"/>
+        </w:rPr>
+        <w:t xml:space="preserve">Outputs: </w:t>
+      </w:r>
+      <w:r>
+        <w:rPr>
+          <w:rFonts w:ascii="Calibri" w:cs="Calibri" w:eastAsia="Calibri" w:hAnsi="Calibri"/>
+          <w:sz w:val="22"/>
+          <w:szCs w:val="22"/>
+        </w:rPr>
+        <w:t xml:space="preserve">Interface register; coverage verification records; SE-signed no-interface determinations.</w:t>
+      </w:r>
+    </w:p>
+    <w:p>
+      <w:pPr>
         <w:spacing w:after="120" w:line="276"/>
       </w:pPr>
       <w:r>
@@ -4144,6 +4341,52 @@
     </w:p>
     <w:p>
       <w:pPr>
+        <w:spacing w:after="40" w:line="264"/>
+      </w:pPr>
+      <w:r>
+        <w:rPr>
+          <w:rFonts w:ascii="Calibri" w:cs="Calibri" w:eastAsia="Calibri" w:hAnsi="Calibri"/>
+          <w:b/>
+          <w:bCs/>
+          <w:sz w:val="22"/>
+          <w:szCs w:val="22"/>
+        </w:rPr>
+        <w:t xml:space="preserve">Inputs: </w:t>
+      </w:r>
+      <w:r>
+        <w:rPr>
+          <w:rFonts w:ascii="Calibri" w:cs="Calibri" w:eastAsia="Calibri" w:hAnsi="Calibri"/>
+          <w:sz w:val="22"/>
+          <w:szCs w:val="22"/>
+        </w:rPr>
+        <w:t xml:space="preserve">Selected-CI determinations and rationale (5.3); CI hierarchy (5.4); interface register coverage check results (5.5.2); applicable CDRLs.</w:t>
+      </w:r>
+    </w:p>
+    <w:p>
+      <w:pPr>
+        <w:spacing w:after="160" w:line="264"/>
+      </w:pPr>
+      <w:r>
+        <w:rPr>
+          <w:rFonts w:ascii="Calibri" w:cs="Calibri" w:eastAsia="Calibri" w:hAnsi="Calibri"/>
+          <w:b/>
+          <w:bCs/>
+          <w:sz w:val="22"/>
+          <w:szCs w:val="22"/>
+        </w:rPr>
+        <w:t xml:space="preserve">Outputs: </w:t>
+      </w:r>
+      <w:r>
+        <w:rPr>
+          <w:rFonts w:ascii="Calibri" w:cs="Calibri" w:eastAsia="Calibri" w:hAnsi="Calibri"/>
+          <w:sz w:val="22"/>
+          <w:szCs w:val="22"/>
+        </w:rPr>
+        <w:t xml:space="preserve">Concurrence submittal (DI-SESS-82007, DI-SESS-81254 where cited); Acquirer concurrence or direction records; concurred CI list.</w:t>
+      </w:r>
+    </w:p>
+    <w:p>
+      <w:pPr>
         <w:spacing w:after="120" w:line="276"/>
       </w:pPr>
       <w:r>
@@ -4178,6 +4421,52 @@
           <w:rFonts w:ascii="Calibri" w:cs="Calibri" w:eastAsia="Calibri" w:hAnsi="Calibri"/>
         </w:rPr>
         <w:t xml:space="preserve">5.7 Identifier Assignment</w:t>
+      </w:r>
+    </w:p>
+    <w:p>
+      <w:pPr>
+        <w:spacing w:after="40" w:line="264"/>
+      </w:pPr>
+      <w:r>
+        <w:rPr>
+          <w:rFonts w:ascii="Calibri" w:cs="Calibri" w:eastAsia="Calibri" w:hAnsi="Calibri"/>
+          <w:b/>
+          <w:bCs/>
+          <w:sz w:val="22"/>
+          <w:szCs w:val="22"/>
+        </w:rPr>
+        <w:t xml:space="preserve">Inputs: </w:t>
+      </w:r>
+      <w:r>
+        <w:rPr>
+          <w:rFonts w:ascii="Calibri" w:cs="Calibri" w:eastAsia="Calibri" w:hAnsi="Calibri"/>
+          <w:sz w:val="22"/>
+          <w:szCs w:val="22"/>
+        </w:rPr>
+        <w:t xml:space="preserve">Concurred CI list (5.6); design activity CAGE code; program numbering conventions; contract nomenclature and IUID requirements.</w:t>
+      </w:r>
+    </w:p>
+    <w:p>
+      <w:pPr>
+        <w:spacing w:after="160" w:line="264"/>
+      </w:pPr>
+      <w:r>
+        <w:rPr>
+          <w:rFonts w:ascii="Calibri" w:cs="Calibri" w:eastAsia="Calibri" w:hAnsi="Calibri"/>
+          <w:b/>
+          <w:bCs/>
+          <w:sz w:val="22"/>
+          <w:szCs w:val="22"/>
+        </w:rPr>
+        <w:t xml:space="preserve">Outputs: </w:t>
+      </w:r>
+      <w:r>
+        <w:rPr>
+          <w:rFonts w:ascii="Calibri" w:cs="Calibri" w:eastAsia="Calibri" w:hAnsi="Calibri"/>
+          <w:sz w:val="22"/>
+          <w:szCs w:val="22"/>
+        </w:rPr>
+        <w:t xml:space="preserve">Assigned identifiers per CI and documentation (PINs, unit identifiers, nomenclature, software/version identifiers, IUID, document identifiers); identifier register entries; CI index updates.</w:t>
       </w:r>
     </w:p>
     <w:p>
@@ -4333,6 +4622,52 @@
     </w:p>
     <w:p>
       <w:pPr>
+        <w:spacing w:after="40" w:line="264"/>
+      </w:pPr>
+      <w:r>
+        <w:rPr>
+          <w:rFonts w:ascii="Calibri" w:cs="Calibri" w:eastAsia="Calibri" w:hAnsi="Calibri"/>
+          <w:b/>
+          <w:bCs/>
+          <w:sz w:val="22"/>
+          <w:szCs w:val="22"/>
+        </w:rPr>
+        <w:t xml:space="preserve">Inputs: </w:t>
+      </w:r>
+      <w:r>
+        <w:rPr>
+          <w:rFonts w:ascii="Calibri" w:cs="Calibri" w:eastAsia="Calibri" w:hAnsi="Calibri"/>
+          <w:sz w:val="22"/>
+          <w:szCs w:val="22"/>
+        </w:rPr>
+        <w:t xml:space="preserve">Concurred CI list with control-level designations (5.4, 5.6); interface register (5.5, for F36 incorporation); contract documentation requirements; item maturity and ownership information.</w:t>
+      </w:r>
+    </w:p>
+    <w:p>
+      <w:pPr>
+        <w:spacing w:after="160" w:line="264"/>
+      </w:pPr>
+      <w:r>
+        <w:rPr>
+          <w:rFonts w:ascii="Calibri" w:cs="Calibri" w:eastAsia="Calibri" w:hAnsi="Calibri"/>
+          <w:b/>
+          <w:bCs/>
+          <w:sz w:val="22"/>
+          <w:szCs w:val="22"/>
+        </w:rPr>
+        <w:t xml:space="preserve">Outputs: </w:t>
+      </w:r>
+      <w:r>
+        <w:rPr>
+          <w:rFonts w:ascii="Calibri" w:cs="Calibri" w:eastAsia="Calibri" w:hAnsi="Calibri"/>
+          <w:sz w:val="22"/>
+          <w:szCs w:val="22"/>
+        </w:rPr>
+        <w:t xml:space="preserve">Documentation requirements determination per CI; released configuration documentation (FCD/ACD/PCD elements) under configuration control, with interface information incorporated.</w:t>
+      </w:r>
+    </w:p>
+    <w:p>
+      <w:pPr>
         <w:spacing w:after="120" w:line="276"/>
       </w:pPr>
       <w:r>
@@ -4380,6 +4715,52 @@
           <w:rFonts w:ascii="Calibri" w:cs="Calibri" w:eastAsia="Calibri" w:hAnsi="Calibri"/>
         </w:rPr>
         <w:t xml:space="preserve">5.9 Baseline Establishment</w:t>
+      </w:r>
+    </w:p>
+    <w:p>
+      <w:pPr>
+        <w:spacing w:after="40" w:line="264"/>
+      </w:pPr>
+      <w:r>
+        <w:rPr>
+          <w:rFonts w:ascii="Calibri" w:cs="Calibri" w:eastAsia="Calibri" w:hAnsi="Calibri"/>
+          <w:b/>
+          <w:bCs/>
+          <w:sz w:val="22"/>
+          <w:szCs w:val="22"/>
+        </w:rPr>
+        <w:t xml:space="preserve">Inputs: </w:t>
+      </w:r>
+      <w:r>
+        <w:rPr>
+          <w:rFonts w:ascii="Calibri" w:cs="Calibri" w:eastAsia="Calibri" w:hAnsi="Calibri"/>
+          <w:sz w:val="22"/>
+          <w:szCs w:val="22"/>
+        </w:rPr>
+        <w:t xml:space="preserve">Released configuration documentation (5.8); technical review results; approved changes; interface documentation (5.5, 5.8).</w:t>
+      </w:r>
+    </w:p>
+    <w:p>
+      <w:pPr>
+        <w:spacing w:after="160" w:line="264"/>
+      </w:pPr>
+      <w:r>
+        <w:rPr>
+          <w:rFonts w:ascii="Calibri" w:cs="Calibri" w:eastAsia="Calibri" w:hAnsi="Calibri"/>
+          <w:b/>
+          <w:bCs/>
+          <w:sz w:val="22"/>
+          <w:szCs w:val="22"/>
+        </w:rPr>
+        <w:t xml:space="preserve">Outputs: </w:t>
+      </w:r>
+      <w:r>
+        <w:rPr>
+          <w:rFonts w:ascii="Calibri" w:cs="Calibri" w:eastAsia="Calibri" w:hAnsi="Calibri"/>
+          <w:sz w:val="22"/>
+          <w:szCs w:val="22"/>
+        </w:rPr>
+        <w:t xml:space="preserve">Established FBL, ABL, and PBL per CI with baseline records; baselined interface requirements under configuration control (F37).</w:t>
       </w:r>
     </w:p>
     <w:p>
@@ -4472,6 +4853,52 @@
           <w:rFonts w:ascii="Calibri" w:cs="Calibri" w:eastAsia="Calibri" w:hAnsi="Calibri"/>
         </w:rPr>
         <w:t xml:space="preserve">5.10 Maintenance and Iteration</w:t>
+      </w:r>
+    </w:p>
+    <w:p>
+      <w:pPr>
+        <w:spacing w:after="40" w:line="264"/>
+      </w:pPr>
+      <w:r>
+        <w:rPr>
+          <w:rFonts w:ascii="Calibri" w:cs="Calibri" w:eastAsia="Calibri" w:hAnsi="Calibri"/>
+          <w:b/>
+          <w:bCs/>
+          <w:sz w:val="22"/>
+          <w:szCs w:val="22"/>
+        </w:rPr>
+        <w:t xml:space="preserve">Inputs: </w:t>
+      </w:r>
+      <w:r>
+        <w:rPr>
+          <w:rFonts w:ascii="Calibri" w:cs="Calibri" w:eastAsia="Calibri" w:hAnsi="Calibri"/>
+          <w:sz w:val="22"/>
+          <w:szCs w:val="22"/>
+        </w:rPr>
+        <w:t xml:space="preserve">Trigger events (listed below); current CI index, interface register, and baselines; CSA records.</w:t>
+      </w:r>
+    </w:p>
+    <w:p>
+      <w:pPr>
+        <w:spacing w:after="160" w:line="264"/>
+      </w:pPr>
+      <w:r>
+        <w:rPr>
+          <w:rFonts w:ascii="Calibri" w:cs="Calibri" w:eastAsia="Calibri" w:hAnsi="Calibri"/>
+          <w:b/>
+          <w:bCs/>
+          <w:sz w:val="22"/>
+          <w:szCs w:val="22"/>
+        </w:rPr>
+        <w:t xml:space="preserve">Outputs: </w:t>
+      </w:r>
+      <w:r>
+        <w:rPr>
+          <w:rFonts w:ascii="Calibri" w:cs="Calibri" w:eastAsia="Calibri" w:hAnsi="Calibri"/>
+          <w:sz w:val="22"/>
+          <w:szCs w:val="22"/>
+        </w:rPr>
+        <w:t xml:space="preserve">Updated CI index, interface register, selection assessments, and concurrence submittals; CSA records of all designations, identifier assignments, baseline establishments, and changes.</w:t>
       </w:r>
     </w:p>
     <w:p>
